--- a/tillsyn/S 6380-2022 tillsynsbegäran.docx
+++ b/tillsyn/S 6380-2022 tillsynsbegäran.docx
@@ -1153,7 +1153,7 @@
     <w:r>
       <w:tab/>
       <w:tab/>
-      <w:t>2026-09-14</w:t>
+      <w:t>2026-09-15</w:t>
       <w:br/>
       <w:br/>
     </w:r>

--- a/tillsyn/S 6380-2022 tillsynsbegäran.docx
+++ b/tillsyn/S 6380-2022 tillsynsbegäran.docx
@@ -1153,7 +1153,7 @@
     <w:r>
       <w:tab/>
       <w:tab/>
-      <w:t>2026-09-15</w:t>
+      <w:t>2026-09-16</w:t>
       <w:br/>
       <w:br/>
     </w:r>

--- a/tillsyn/S 6380-2022 tillsynsbegäran.docx
+++ b/tillsyn/S 6380-2022 tillsynsbegäran.docx
@@ -1153,7 +1153,7 @@
     <w:r>
       <w:tab/>
       <w:tab/>
-      <w:t>2026-09-16</w:t>
+      <w:t>2026-09-17</w:t>
       <w:br/>
       <w:br/>
     </w:r>

--- a/tillsyn/S 6380-2022 tillsynsbegäran.docx
+++ b/tillsyn/S 6380-2022 tillsynsbegäran.docx
@@ -1153,7 +1153,7 @@
     <w:r>
       <w:tab/>
       <w:tab/>
-      <w:t>2026-09-17</w:t>
+      <w:t>2026-09-18</w:t>
       <w:br/>
       <w:br/>
     </w:r>

--- a/tillsyn/S 6380-2022 tillsynsbegäran.docx
+++ b/tillsyn/S 6380-2022 tillsynsbegäran.docx
@@ -1153,7 +1153,7 @@
     <w:r>
       <w:tab/>
       <w:tab/>
-      <w:t>2026-09-18</w:t>
+      <w:t>2026-09-19</w:t>
       <w:br/>
       <w:br/>
     </w:r>

--- a/tillsyn/S 6380-2022 tillsynsbegäran.docx
+++ b/tillsyn/S 6380-2022 tillsynsbegäran.docx
@@ -1153,7 +1153,7 @@
     <w:r>
       <w:tab/>
       <w:tab/>
-      <w:t>2026-09-19</w:t>
+      <w:t>2026-09-21</w:t>
       <w:br/>
       <w:br/>
     </w:r>

--- a/tillsyn/S 6380-2022 tillsynsbegäran.docx
+++ b/tillsyn/S 6380-2022 tillsynsbegäran.docx
@@ -1153,7 +1153,7 @@
     <w:r>
       <w:tab/>
       <w:tab/>
-      <w:t>2026-09-21</w:t>
+      <w:t>2026-09-23</w:t>
       <w:br/>
       <w:br/>
     </w:r>

--- a/tillsyn/S 6380-2022 tillsynsbegäran.docx
+++ b/tillsyn/S 6380-2022 tillsynsbegäran.docx
@@ -1153,7 +1153,7 @@
     <w:r>
       <w:tab/>
       <w:tab/>
-      <w:t>2026-09-23</w:t>
+      <w:t>2026-09-24</w:t>
       <w:br/>
       <w:br/>
     </w:r>

--- a/tillsyn/S 6380-2022 tillsynsbegäran.docx
+++ b/tillsyn/S 6380-2022 tillsynsbegäran.docx
@@ -1153,7 +1153,7 @@
     <w:r>
       <w:tab/>
       <w:tab/>
-      <w:t>2026-09-24</w:t>
+      <w:t>2026-09-25</w:t>
       <w:br/>
       <w:br/>
     </w:r>

--- a/tillsyn/S 6380-2022 tillsynsbegäran.docx
+++ b/tillsyn/S 6380-2022 tillsynsbegäran.docx
@@ -1153,7 +1153,7 @@
     <w:r>
       <w:tab/>
       <w:tab/>
-      <w:t>2026-09-25</w:t>
+      <w:t>2026-09-26</w:t>
       <w:br/>
       <w:br/>
     </w:r>

--- a/tillsyn/S 6380-2022 tillsynsbegäran.docx
+++ b/tillsyn/S 6380-2022 tillsynsbegäran.docx
@@ -1153,7 +1153,7 @@
     <w:r>
       <w:tab/>
       <w:tab/>
-      <w:t>2026-09-26</w:t>
+      <w:t>2026-09-27</w:t>
       <w:br/>
       <w:br/>
     </w:r>

--- a/tillsyn/S 6380-2022 tillsynsbegäran.docx
+++ b/tillsyn/S 6380-2022 tillsynsbegäran.docx
@@ -1153,7 +1153,7 @@
     <w:r>
       <w:tab/>
       <w:tab/>
-      <w:t>2026-09-27</w:t>
+      <w:t>2026-09-28</w:t>
       <w:br/>
       <w:br/>
     </w:r>

--- a/tillsyn/S 6380-2022 tillsynsbegäran.docx
+++ b/tillsyn/S 6380-2022 tillsynsbegäran.docx
@@ -1153,7 +1153,7 @@
     <w:r>
       <w:tab/>
       <w:tab/>
-      <w:t>2026-09-28</w:t>
+      <w:t>2026-09-29</w:t>
       <w:br/>
       <w:br/>
     </w:r>

--- a/tillsyn/S 6380-2022 tillsynsbegäran.docx
+++ b/tillsyn/S 6380-2022 tillsynsbegäran.docx
@@ -1153,7 +1153,7 @@
     <w:r>
       <w:tab/>
       <w:tab/>
-      <w:t>2026-09-29</w:t>
+      <w:t>2026-09-30</w:t>
       <w:br/>
       <w:br/>
     </w:r>

--- a/tillsyn/S 6380-2022 tillsynsbegäran.docx
+++ b/tillsyn/S 6380-2022 tillsynsbegäran.docx
@@ -1153,7 +1153,7 @@
     <w:r>
       <w:tab/>
       <w:tab/>
-      <w:t>2026-09-30</w:t>
+      <w:t>2026-10-01</w:t>
       <w:br/>
       <w:br/>
     </w:r>

--- a/tillsyn/S 6380-2022 tillsynsbegäran.docx
+++ b/tillsyn/S 6380-2022 tillsynsbegäran.docx
@@ -1153,7 +1153,7 @@
     <w:r>
       <w:tab/>
       <w:tab/>
-      <w:t>2026-10-01</w:t>
+      <w:t>2026-10-02</w:t>
       <w:br/>
       <w:br/>
     </w:r>

--- a/tillsyn/S 6380-2022 tillsynsbegäran.docx
+++ b/tillsyn/S 6380-2022 tillsynsbegäran.docx
@@ -1153,7 +1153,7 @@
     <w:r>
       <w:tab/>
       <w:tab/>
-      <w:t>2026-10-02</w:t>
+      <w:t>2026-10-03</w:t>
       <w:br/>
       <w:br/>
     </w:r>

--- a/tillsyn/S 6380-2022 tillsynsbegäran.docx
+++ b/tillsyn/S 6380-2022 tillsynsbegäran.docx
@@ -1153,7 +1153,7 @@
     <w:r>
       <w:tab/>
       <w:tab/>
-      <w:t>2026-10-03</w:t>
+      <w:t>2026-10-04</w:t>
       <w:br/>
       <w:br/>
     </w:r>

--- a/tillsyn/S 6380-2022 tillsynsbegäran.docx
+++ b/tillsyn/S 6380-2022 tillsynsbegäran.docx
@@ -1153,7 +1153,7 @@
     <w:r>
       <w:tab/>
       <w:tab/>
-      <w:t>2026-10-04</w:t>
+      <w:t>2026-10-05</w:t>
       <w:br/>
       <w:br/>
     </w:r>

--- a/tillsyn/S 6380-2022 tillsynsbegäran.docx
+++ b/tillsyn/S 6380-2022 tillsynsbegäran.docx
@@ -1153,7 +1153,7 @@
     <w:r>
       <w:tab/>
       <w:tab/>
-      <w:t>2026-10-05</w:t>
+      <w:t>2026-10-06</w:t>
       <w:br/>
       <w:br/>
     </w:r>

--- a/tillsyn/S 6380-2022 tillsynsbegäran.docx
+++ b/tillsyn/S 6380-2022 tillsynsbegäran.docx
@@ -1153,7 +1153,7 @@
     <w:r>
       <w:tab/>
       <w:tab/>
-      <w:t>2026-10-06</w:t>
+      <w:t>2026-10-07</w:t>
       <w:br/>
       <w:br/>
     </w:r>

--- a/tillsyn/S 6380-2022 tillsynsbegäran.docx
+++ b/tillsyn/S 6380-2022 tillsynsbegäran.docx
@@ -1153,7 +1153,7 @@
     <w:r>
       <w:tab/>
       <w:tab/>
-      <w:t>2026-10-07</w:t>
+      <w:t>2026-10-08</w:t>
       <w:br/>
       <w:br/>
     </w:r>

--- a/tillsyn/S 6380-2022 tillsynsbegäran.docx
+++ b/tillsyn/S 6380-2022 tillsynsbegäran.docx
@@ -1153,7 +1153,7 @@
     <w:r>
       <w:tab/>
       <w:tab/>
-      <w:t>2026-10-08</w:t>
+      <w:t>2026-10-09</w:t>
       <w:br/>
       <w:br/>
     </w:r>

--- a/tillsyn/S 6380-2022 tillsynsbegäran.docx
+++ b/tillsyn/S 6380-2022 tillsynsbegäran.docx
@@ -1153,7 +1153,7 @@
     <w:r>
       <w:tab/>
       <w:tab/>
-      <w:t>2026-10-09</w:t>
+      <w:t>2026-10-10</w:t>
       <w:br/>
       <w:br/>
     </w:r>

--- a/tillsyn/S 6380-2022 tillsynsbegäran.docx
+++ b/tillsyn/S 6380-2022 tillsynsbegäran.docx
@@ -1153,7 +1153,7 @@
     <w:r>
       <w:tab/>
       <w:tab/>
-      <w:t>2026-10-10</w:t>
+      <w:t>2026-10-11</w:t>
       <w:br/>
       <w:br/>
     </w:r>

--- a/tillsyn/S 6380-2022 tillsynsbegäran.docx
+++ b/tillsyn/S 6380-2022 tillsynsbegäran.docx
@@ -1153,7 +1153,7 @@
     <w:r>
       <w:tab/>
       <w:tab/>
-      <w:t>2026-10-11</w:t>
+      <w:t>2026-10-12</w:t>
       <w:br/>
       <w:br/>
     </w:r>

--- a/tillsyn/S 6380-2022 tillsynsbegäran.docx
+++ b/tillsyn/S 6380-2022 tillsynsbegäran.docx
@@ -1153,7 +1153,7 @@
     <w:r>
       <w:tab/>
       <w:tab/>
-      <w:t>2026-10-12</w:t>
+      <w:t>2026-10-13</w:t>
       <w:br/>
       <w:br/>
     </w:r>

--- a/tillsyn/S 6380-2022 tillsynsbegäran.docx
+++ b/tillsyn/S 6380-2022 tillsynsbegäran.docx
@@ -1153,7 +1153,7 @@
     <w:r>
       <w:tab/>
       <w:tab/>
-      <w:t>2026-10-13</w:t>
+      <w:t>2026-10-14</w:t>
       <w:br/>
       <w:br/>
     </w:r>

--- a/tillsyn/S 6380-2022 tillsynsbegäran.docx
+++ b/tillsyn/S 6380-2022 tillsynsbegäran.docx
@@ -1153,7 +1153,7 @@
     <w:r>
       <w:tab/>
       <w:tab/>
-      <w:t>2026-10-14</w:t>
+      <w:t>2026-10-15</w:t>
       <w:br/>
       <w:br/>
     </w:r>

--- a/tillsyn/S 6380-2022 tillsynsbegäran.docx
+++ b/tillsyn/S 6380-2022 tillsynsbegäran.docx
@@ -1153,7 +1153,7 @@
     <w:r>
       <w:tab/>
       <w:tab/>
-      <w:t>2026-10-15</w:t>
+      <w:t>2026-10-16</w:t>
       <w:br/>
       <w:br/>
     </w:r>

--- a/tillsyn/S 6380-2022 tillsynsbegäran.docx
+++ b/tillsyn/S 6380-2022 tillsynsbegäran.docx
@@ -1153,7 +1153,7 @@
     <w:r>
       <w:tab/>
       <w:tab/>
-      <w:t>2026-10-16</w:t>
+      <w:t>2026-10-17</w:t>
       <w:br/>
       <w:br/>
     </w:r>

--- a/tillsyn/S 6380-2022 tillsynsbegäran.docx
+++ b/tillsyn/S 6380-2022 tillsynsbegäran.docx
@@ -1153,7 +1153,7 @@
     <w:r>
       <w:tab/>
       <w:tab/>
-      <w:t>2026-10-17</w:t>
+      <w:t>2026-10-18</w:t>
       <w:br/>
       <w:br/>
     </w:r>

--- a/tillsyn/S 6380-2022 tillsynsbegäran.docx
+++ b/tillsyn/S 6380-2022 tillsynsbegäran.docx
@@ -1153,7 +1153,7 @@
     <w:r>
       <w:tab/>
       <w:tab/>
-      <w:t>2026-10-18</w:t>
+      <w:t>2026-10-19</w:t>
       <w:br/>
       <w:br/>
     </w:r>

--- a/tillsyn/S 6380-2022 tillsynsbegäran.docx
+++ b/tillsyn/S 6380-2022 tillsynsbegäran.docx
@@ -1153,7 +1153,7 @@
     <w:r>
       <w:tab/>
       <w:tab/>
-      <w:t>2026-10-19</w:t>
+      <w:t>2026-10-20</w:t>
       <w:br/>
       <w:br/>
     </w:r>

--- a/tillsyn/S 6380-2022 tillsynsbegäran.docx
+++ b/tillsyn/S 6380-2022 tillsynsbegäran.docx
@@ -22,7 +22,7 @@
       <w:r>
         <w:drawing>
           <wp:inline xmlns:a="http://schemas.openxmlformats.org/drawingml/2006/main" xmlns:pic="http://schemas.openxmlformats.org/drawingml/2006/picture">
-            <wp:extent cx="5486400" cy="5671165"/>
+            <wp:extent cx="5486400" cy="5552388"/>
             <wp:docPr id="1" name="Picture 1"/>
             <wp:cNvGraphicFramePr>
               <a:graphicFrameLocks noChangeAspect="1"/>
@@ -43,7 +43,7 @@
                   <pic:spPr>
                     <a:xfrm>
                       <a:off x="0" y="0"/>
-                      <a:ext cx="5486400" cy="5671165"/>
+                      <a:ext cx="5486400" cy="5552388"/>
                     </a:xfrm>
                     <a:prstGeom prst="rect"/>
                   </pic:spPr>
@@ -65,7 +65,7 @@
     </w:p>
     <w:p>
       <w:r>
-        <w:t>I och inom 19 meter från samrådsanmälan finns fynd av 14 naturvårdsarter, varav 7 är rödlistade, 4 är fridlysta, 10 är typiska (T) och 6 är signalarter (S): skogsalm (EN), aspgelélav (VU, T), grangråticka (VU, T), knärot (VU, T, §8), läderlappslav (VU, T), fjällig taggsvamp s.str. (NT), tallticka (NT, T), nästrot (S, §8), platt fjädermossa (S, T), rävticka (S, T), skogsknipprot (S, T, §8), stor aspticka (S, T), svavelriska (S) och blåsippa (T, §9). Se Figur 1.</w:t>
+        <w:t>I och inom 19 meter från samrådsanmälan finns fynd av 15 naturvårdsarter, varav 8 är rödlistade, 4 är fridlysta, 10 är typiska (T) och 6 är signalarter (S): skogsalm (EN), aspgelélav (VU, T), grangråticka (VU, T), knärot (VU, T, §8), läderlappslav (VU, T), svartfjällig musseron (VU), fjällig taggsvamp s.str. (NT), tallticka (NT, T), nästrot (S, §8), platt fjädermossa (S, T), rävticka (S, T), skogsknipprot (S, T, §8), stor aspticka (S, T), svavelriska (S) och blåsippa (T, §9). Se Figur 1.</w:t>
       </w:r>
     </w:p>
     <w:p>
@@ -278,6 +278,17 @@
         <w:rPr>
           <w:b/>
         </w:rPr>
+        <w:t>Svartfjällig musseron (VU)</w:t>
+      </w:r>
+      <w:r>
+        <w:t xml:space="preserve"> är en sällsynt art som bildar mykorrhiza med gran på kalkrik mark. För att klara arten på sikt bör fler områden med granskog på kalkrik mark skyddas, särskilt i södra Sverige även om de är små. Växtplatser för denna art är alltid skyddsvärda eftersom de vanligen också innehåller många andra rödlistade svampar (SLU Artdatabanken, 2024; Nitare &amp; Skogsstyrelsen, 2019).</w:t>
+      </w:r>
+    </w:p>
+    <w:p>
+      <w:r>
+        <w:rPr>
+          <w:b/>
+        </w:rPr>
         <w:t>Fjällig taggsvamp s.str. (NT)</w:t>
       </w:r>
       <w:r>
@@ -1153,7 +1164,7 @@
     <w:r>
       <w:tab/>
       <w:tab/>
-      <w:t>2026-10-20</w:t>
+      <w:t>2026-10-21</w:t>
       <w:br/>
       <w:br/>
     </w:r>

--- a/tillsyn/S 6380-2022 tillsynsbegäran.docx
+++ b/tillsyn/S 6380-2022 tillsynsbegäran.docx
@@ -1164,7 +1164,7 @@
     <w:r>
       <w:tab/>
       <w:tab/>
-      <w:t>2026-10-21</w:t>
+      <w:t>2026-10-22</w:t>
       <w:br/>
       <w:br/>
     </w:r>

--- a/tillsyn/S 6380-2022 tillsynsbegäran.docx
+++ b/tillsyn/S 6380-2022 tillsynsbegäran.docx
@@ -1164,7 +1164,7 @@
     <w:r>
       <w:tab/>
       <w:tab/>
-      <w:t>2026-10-22</w:t>
+      <w:t>2026-10-23</w:t>
       <w:br/>
       <w:br/>
     </w:r>

--- a/tillsyn/S 6380-2022 tillsynsbegäran.docx
+++ b/tillsyn/S 6380-2022 tillsynsbegäran.docx
@@ -1164,7 +1164,7 @@
     <w:r>
       <w:tab/>
       <w:tab/>
-      <w:t>2026-10-23</w:t>
+      <w:t>2026-10-24</w:t>
       <w:br/>
       <w:br/>
     </w:r>

--- a/tillsyn/S 6380-2022 tillsynsbegäran.docx
+++ b/tillsyn/S 6380-2022 tillsynsbegäran.docx
@@ -1164,7 +1164,7 @@
     <w:r>
       <w:tab/>
       <w:tab/>
-      <w:t>2026-10-24</w:t>
+      <w:t>2026-10-25</w:t>
       <w:br/>
       <w:br/>
     </w:r>

--- a/tillsyn/S 6380-2022 tillsynsbegäran.docx
+++ b/tillsyn/S 6380-2022 tillsynsbegäran.docx
@@ -1164,7 +1164,7 @@
     <w:r>
       <w:tab/>
       <w:tab/>
-      <w:t>2026-10-25</w:t>
+      <w:t>2026-10-26</w:t>
       <w:br/>
       <w:br/>
     </w:r>

--- a/tillsyn/S 6380-2022 tillsynsbegäran.docx
+++ b/tillsyn/S 6380-2022 tillsynsbegäran.docx
@@ -1164,7 +1164,7 @@
     <w:r>
       <w:tab/>
       <w:tab/>
-      <w:t>2026-10-26</w:t>
+      <w:t>2026-10-27</w:t>
       <w:br/>
       <w:br/>
     </w:r>

--- a/tillsyn/S 6380-2022 tillsynsbegäran.docx
+++ b/tillsyn/S 6380-2022 tillsynsbegäran.docx
@@ -1164,7 +1164,7 @@
     <w:r>
       <w:tab/>
       <w:tab/>
-      <w:t>2026-10-27</w:t>
+      <w:t>2026-10-28</w:t>
       <w:br/>
       <w:br/>
     </w:r>

--- a/tillsyn/S 6380-2022 tillsynsbegäran.docx
+++ b/tillsyn/S 6380-2022 tillsynsbegäran.docx
@@ -1164,7 +1164,7 @@
     <w:r>
       <w:tab/>
       <w:tab/>
-      <w:t>2026-10-28</w:t>
+      <w:t>2026-10-29</w:t>
       <w:br/>
       <w:br/>
     </w:r>

--- a/tillsyn/S 6380-2022 tillsynsbegäran.docx
+++ b/tillsyn/S 6380-2022 tillsynsbegäran.docx
@@ -1164,7 +1164,7 @@
     <w:r>
       <w:tab/>
       <w:tab/>
-      <w:t>2026-10-29</w:t>
+      <w:t>2026-10-31</w:t>
       <w:br/>
       <w:br/>
     </w:r>
